--- a/Reportes/Poliza Maquinaria.docx
+++ b/Reportes/Poliza Maquinaria.docx
@@ -237,20 +237,11 @@
         </w:rPr>
         <w:t xml:space="preserve"> </w:t>
       </w:r>
-      <w:proofErr w:type="spellStart"/>
-      <w:proofErr w:type="gramStart"/>
       <w:r>
         <w:rPr>
           <w:sz w:val="18"/>
         </w:rPr>
-        <w:t>Nº</w:t>
-      </w:r>
-      <w:proofErr w:type="spellEnd"/>
-      <w:r>
-        <w:rPr>
-          <w:sz w:val="18"/>
-        </w:rPr>
-        <w:t>:</w:t>
+        <w:t>Nº:</w:t>
       </w:r>
       <w:r>
         <w:rPr>
@@ -258,26 +249,7 @@
           <w:b/>
           <w:sz w:val="17"/>
         </w:rPr>
-        <w:t>{</w:t>
-      </w:r>
-      <w:proofErr w:type="spellStart"/>
-      <w:proofErr w:type="gramEnd"/>
-      <w:r>
-        <w:rPr>
-          <w:rFonts w:ascii="Arial" w:hAnsi="Arial"/>
-          <w:b/>
-          <w:sz w:val="17"/>
-        </w:rPr>
-        <w:t>custom.Poliza</w:t>
-      </w:r>
-      <w:proofErr w:type="spellEnd"/>
-      <w:r>
-        <w:rPr>
-          <w:rFonts w:ascii="Arial" w:hAnsi="Arial"/>
-          <w:b/>
-          <w:sz w:val="17"/>
-        </w:rPr>
-        <w:t>}</w:t>
+        <w:t>{custom.Poliza}</w:t>
       </w:r>
     </w:p>
     <w:p>
@@ -291,23 +263,7 @@
         <w:rPr>
           <w:spacing w:val="-2"/>
         </w:rPr>
-        <w:t>{</w:t>
-      </w:r>
-      <w:proofErr w:type="spellStart"/>
-      <w:proofErr w:type="gramStart"/>
-      <w:r>
-        <w:rPr>
-          <w:spacing w:val="-2"/>
-        </w:rPr>
-        <w:t>custom.Movimiento</w:t>
-      </w:r>
-      <w:proofErr w:type="spellEnd"/>
-      <w:proofErr w:type="gramEnd"/>
-      <w:r>
-        <w:rPr>
-          <w:spacing w:val="-2"/>
-        </w:rPr>
-        <w:t>}</w:t>
+        <w:t>{custom.Movimiento}</w:t>
       </w:r>
     </w:p>
     <w:tbl>
@@ -386,35 +342,7 @@
                 <w:sz w:val="16"/>
                 <w:szCs w:val="16"/>
               </w:rPr>
-              <w:t>{</w:t>
-            </w:r>
-            <w:proofErr w:type="spellStart"/>
-            <w:proofErr w:type="gramStart"/>
-            <w:r>
-              <w:rPr>
-                <w:rFonts w:ascii="Arial" w:hAnsi="Arial" w:cs="Arial"/>
-                <w:sz w:val="16"/>
-                <w:szCs w:val="16"/>
-              </w:rPr>
-              <w:t>custom.</w:t>
-            </w:r>
-            <w:r>
-              <w:rPr>
-                <w:rFonts w:ascii="Arial" w:hAnsi="Arial" w:cs="Arial"/>
-                <w:sz w:val="16"/>
-                <w:szCs w:val="16"/>
-              </w:rPr>
-              <w:t>Asegurado</w:t>
-            </w:r>
-            <w:proofErr w:type="spellEnd"/>
-            <w:proofErr w:type="gramEnd"/>
-            <w:r>
-              <w:rPr>
-                <w:rFonts w:ascii="Arial" w:hAnsi="Arial" w:cs="Arial"/>
-                <w:sz w:val="16"/>
-                <w:szCs w:val="16"/>
-              </w:rPr>
-              <w:t>}</w:t>
+              <w:t>{custom.Asegurado}</w:t>
             </w:r>
           </w:p>
         </w:tc>
@@ -587,7 +515,17 @@
                 <w:sz w:val="16"/>
                 <w:szCs w:val="16"/>
               </w:rPr>
-              <w:t>Asegurado:</w:t>
+              <w:t>Tomador</w:t>
+            </w:r>
+            <w:r>
+              <w:rPr>
+                <w:rFonts w:ascii="Arial" w:hAnsi="Arial" w:cs="Arial"/>
+                <w:b/>
+                <w:bCs/>
+                <w:sz w:val="16"/>
+                <w:szCs w:val="16"/>
+              </w:rPr>
+              <w:t>:</w:t>
             </w:r>
           </w:p>
         </w:tc>
@@ -617,35 +555,7 @@
                 <w:sz w:val="16"/>
                 <w:szCs w:val="16"/>
               </w:rPr>
-              <w:t>{</w:t>
-            </w:r>
-            <w:proofErr w:type="spellStart"/>
-            <w:proofErr w:type="gramStart"/>
-            <w:r>
-              <w:rPr>
-                <w:rFonts w:ascii="Arial" w:hAnsi="Arial" w:cs="Arial"/>
-                <w:sz w:val="16"/>
-                <w:szCs w:val="16"/>
-              </w:rPr>
-              <w:t>custom.</w:t>
-            </w:r>
-            <w:r>
-              <w:rPr>
-                <w:rFonts w:ascii="Arial" w:hAnsi="Arial" w:cs="Arial"/>
-                <w:sz w:val="16"/>
-                <w:szCs w:val="16"/>
-              </w:rPr>
-              <w:t>Tenedor</w:t>
-            </w:r>
-            <w:proofErr w:type="spellEnd"/>
-            <w:proofErr w:type="gramEnd"/>
-            <w:r>
-              <w:rPr>
-                <w:rFonts w:ascii="Arial" w:hAnsi="Arial" w:cs="Arial"/>
-                <w:sz w:val="16"/>
-                <w:szCs w:val="16"/>
-              </w:rPr>
-              <w:t>}</w:t>
+              <w:t>{custom.Tenedor}</w:t>
             </w:r>
           </w:p>
         </w:tc>
@@ -790,27 +700,7 @@
                 <w:sz w:val="16"/>
                 <w:szCs w:val="16"/>
               </w:rPr>
-              <w:t>{</w:t>
-            </w:r>
-            <w:proofErr w:type="spellStart"/>
-            <w:proofErr w:type="gramStart"/>
-            <w:r>
-              <w:rPr>
-                <w:rFonts w:ascii="Arial" w:hAnsi="Arial" w:cs="Arial"/>
-                <w:sz w:val="16"/>
-                <w:szCs w:val="16"/>
-              </w:rPr>
-              <w:t>custom.Direccion</w:t>
-            </w:r>
-            <w:proofErr w:type="spellEnd"/>
-            <w:proofErr w:type="gramEnd"/>
-            <w:r>
-              <w:rPr>
-                <w:rFonts w:ascii="Arial" w:hAnsi="Arial" w:cs="Arial"/>
-                <w:sz w:val="16"/>
-                <w:szCs w:val="16"/>
-              </w:rPr>
-              <w:t>}</w:t>
+              <w:t>{custom.Direccion}</w:t>
             </w:r>
           </w:p>
         </w:tc>
@@ -901,27 +791,7 @@
                 <w:sz w:val="16"/>
                 <w:szCs w:val="16"/>
               </w:rPr>
-              <w:t>{</w:t>
-            </w:r>
-            <w:proofErr w:type="spellStart"/>
-            <w:proofErr w:type="gramStart"/>
-            <w:r>
-              <w:rPr>
-                <w:rFonts w:ascii="Arial" w:hAnsi="Arial" w:cs="Arial"/>
-                <w:sz w:val="16"/>
-                <w:szCs w:val="16"/>
-              </w:rPr>
-              <w:t>custom.Telefono</w:t>
-            </w:r>
-            <w:proofErr w:type="spellEnd"/>
-            <w:proofErr w:type="gramEnd"/>
-            <w:r>
-              <w:rPr>
-                <w:rFonts w:ascii="Arial" w:hAnsi="Arial" w:cs="Arial"/>
-                <w:sz w:val="16"/>
-                <w:szCs w:val="16"/>
-              </w:rPr>
-              <w:t>}</w:t>
+              <w:t>{custom.Telefono}</w:t>
             </w:r>
           </w:p>
         </w:tc>
@@ -947,8 +817,6 @@
                 <w:szCs w:val="16"/>
               </w:rPr>
             </w:pPr>
-            <w:proofErr w:type="spellStart"/>
-            <w:proofErr w:type="gramStart"/>
             <w:r>
               <w:rPr>
                 <w:rFonts w:ascii="Arial" w:hAnsi="Arial" w:cs="Arial"/>
@@ -957,29 +825,7 @@
                 <w:sz w:val="16"/>
                 <w:szCs w:val="16"/>
               </w:rPr>
-              <w:t>Céd</w:t>
-            </w:r>
-            <w:proofErr w:type="spellEnd"/>
-            <w:r>
-              <w:rPr>
-                <w:rFonts w:ascii="Arial" w:hAnsi="Arial" w:cs="Arial"/>
-                <w:b/>
-                <w:bCs/>
-                <w:sz w:val="16"/>
-                <w:szCs w:val="16"/>
-              </w:rPr>
-              <w:t>./</w:t>
-            </w:r>
-            <w:proofErr w:type="gramEnd"/>
-            <w:r>
-              <w:rPr>
-                <w:rFonts w:ascii="Arial" w:hAnsi="Arial" w:cs="Arial"/>
-                <w:b/>
-                <w:bCs/>
-                <w:sz w:val="16"/>
-                <w:szCs w:val="16"/>
-              </w:rPr>
-              <w:t>R.U.C:</w:t>
+              <w:t>Céd./R.U.C:</w:t>
             </w:r>
           </w:p>
         </w:tc>
@@ -1009,27 +855,7 @@
                 <w:sz w:val="16"/>
                 <w:szCs w:val="16"/>
               </w:rPr>
-              <w:t>{</w:t>
-            </w:r>
-            <w:proofErr w:type="spellStart"/>
-            <w:proofErr w:type="gramStart"/>
-            <w:r>
-              <w:rPr>
-                <w:rFonts w:ascii="Arial" w:hAnsi="Arial" w:cs="Arial"/>
-                <w:sz w:val="16"/>
-                <w:szCs w:val="16"/>
-              </w:rPr>
-              <w:t>custom.Identificacion</w:t>
-            </w:r>
-            <w:proofErr w:type="spellEnd"/>
-            <w:proofErr w:type="gramEnd"/>
-            <w:r>
-              <w:rPr>
-                <w:rFonts w:ascii="Arial" w:hAnsi="Arial" w:cs="Arial"/>
-                <w:sz w:val="16"/>
-                <w:szCs w:val="16"/>
-              </w:rPr>
-              <w:t>}</w:t>
+              <w:t>{custom.Identificacion}</w:t>
             </w:r>
           </w:p>
         </w:tc>
@@ -1087,27 +913,7 @@
                 <w:sz w:val="16"/>
                 <w:szCs w:val="16"/>
               </w:rPr>
-              <w:t>{</w:t>
-            </w:r>
-            <w:proofErr w:type="spellStart"/>
-            <w:proofErr w:type="gramStart"/>
-            <w:r>
-              <w:rPr>
-                <w:rFonts w:ascii="Arial" w:hAnsi="Arial" w:cs="Arial"/>
-                <w:sz w:val="16"/>
-                <w:szCs w:val="16"/>
-              </w:rPr>
-              <w:t>custom.Desde</w:t>
-            </w:r>
-            <w:proofErr w:type="spellEnd"/>
-            <w:proofErr w:type="gramEnd"/>
-            <w:r>
-              <w:rPr>
-                <w:rFonts w:ascii="Arial" w:hAnsi="Arial" w:cs="Arial"/>
-                <w:sz w:val="16"/>
-                <w:szCs w:val="16"/>
-              </w:rPr>
-              <w:t>}</w:t>
+              <w:t>{custom.Desde}</w:t>
             </w:r>
           </w:p>
         </w:tc>
@@ -1176,27 +982,7 @@
                 <w:sz w:val="16"/>
                 <w:szCs w:val="16"/>
               </w:rPr>
-              <w:t>{</w:t>
-            </w:r>
-            <w:proofErr w:type="spellStart"/>
-            <w:proofErr w:type="gramStart"/>
-            <w:r>
-              <w:rPr>
-                <w:rFonts w:ascii="Arial" w:hAnsi="Arial" w:cs="Arial"/>
-                <w:sz w:val="16"/>
-                <w:szCs w:val="16"/>
-              </w:rPr>
-              <w:t>custom.Fax</w:t>
-            </w:r>
-            <w:proofErr w:type="spellEnd"/>
-            <w:proofErr w:type="gramEnd"/>
-            <w:r>
-              <w:rPr>
-                <w:rFonts w:ascii="Arial" w:hAnsi="Arial" w:cs="Arial"/>
-                <w:sz w:val="16"/>
-                <w:szCs w:val="16"/>
-              </w:rPr>
-              <w:t>}</w:t>
+              <w:t>{custom.Fax}</w:t>
             </w:r>
           </w:p>
         </w:tc>
@@ -1260,27 +1046,7 @@
                 <w:sz w:val="16"/>
                 <w:szCs w:val="16"/>
               </w:rPr>
-              <w:t>{</w:t>
-            </w:r>
-            <w:proofErr w:type="spellStart"/>
-            <w:proofErr w:type="gramStart"/>
-            <w:r>
-              <w:rPr>
-                <w:rFonts w:ascii="Arial" w:hAnsi="Arial" w:cs="Arial"/>
-                <w:sz w:val="16"/>
-                <w:szCs w:val="16"/>
-              </w:rPr>
-              <w:t>custom.Celular</w:t>
-            </w:r>
-            <w:proofErr w:type="spellEnd"/>
-            <w:proofErr w:type="gramEnd"/>
-            <w:r>
-              <w:rPr>
-                <w:rFonts w:ascii="Arial" w:hAnsi="Arial" w:cs="Arial"/>
-                <w:sz w:val="16"/>
-                <w:szCs w:val="16"/>
-              </w:rPr>
-              <w:t>}</w:t>
+              <w:t>{custom.Celular}</w:t>
             </w:r>
           </w:p>
         </w:tc>
@@ -1338,27 +1104,7 @@
                 <w:sz w:val="16"/>
                 <w:szCs w:val="16"/>
               </w:rPr>
-              <w:t>{</w:t>
-            </w:r>
-            <w:proofErr w:type="spellStart"/>
-            <w:proofErr w:type="gramStart"/>
-            <w:r>
-              <w:rPr>
-                <w:rFonts w:ascii="Arial" w:hAnsi="Arial" w:cs="Arial"/>
-                <w:sz w:val="16"/>
-                <w:szCs w:val="16"/>
-              </w:rPr>
-              <w:t>custom.Hasta</w:t>
-            </w:r>
-            <w:proofErr w:type="spellEnd"/>
-            <w:proofErr w:type="gramEnd"/>
-            <w:r>
-              <w:rPr>
-                <w:rFonts w:ascii="Arial" w:hAnsi="Arial" w:cs="Arial"/>
-                <w:sz w:val="16"/>
-                <w:szCs w:val="16"/>
-              </w:rPr>
-              <w:t>}</w:t>
+              <w:t>{custom.Hasta}</w:t>
             </w:r>
           </w:p>
         </w:tc>
@@ -1427,27 +1173,7 @@
                 <w:sz w:val="16"/>
                 <w:szCs w:val="16"/>
               </w:rPr>
-              <w:t>{</w:t>
-            </w:r>
-            <w:proofErr w:type="spellStart"/>
-            <w:proofErr w:type="gramStart"/>
-            <w:r>
-              <w:rPr>
-                <w:rFonts w:ascii="Arial" w:hAnsi="Arial" w:cs="Arial"/>
-                <w:sz w:val="16"/>
-                <w:szCs w:val="16"/>
-              </w:rPr>
-              <w:t>custom.Pais</w:t>
-            </w:r>
-            <w:proofErr w:type="spellEnd"/>
-            <w:proofErr w:type="gramEnd"/>
-            <w:r>
-              <w:rPr>
-                <w:rFonts w:ascii="Arial" w:hAnsi="Arial" w:cs="Arial"/>
-                <w:sz w:val="16"/>
-                <w:szCs w:val="16"/>
-              </w:rPr>
-              <w:t>}</w:t>
+              <w:t>{custom.Pais}</w:t>
             </w:r>
           </w:p>
         </w:tc>
@@ -1511,27 +1237,7 @@
                 <w:sz w:val="16"/>
                 <w:szCs w:val="16"/>
               </w:rPr>
-              <w:t>{</w:t>
-            </w:r>
-            <w:proofErr w:type="spellStart"/>
-            <w:proofErr w:type="gramStart"/>
-            <w:r>
-              <w:rPr>
-                <w:rFonts w:ascii="Arial" w:hAnsi="Arial" w:cs="Arial"/>
-                <w:sz w:val="16"/>
-                <w:szCs w:val="16"/>
-              </w:rPr>
-              <w:t>custom.Email</w:t>
-            </w:r>
-            <w:proofErr w:type="spellEnd"/>
-            <w:proofErr w:type="gramEnd"/>
-            <w:r>
-              <w:rPr>
-                <w:rFonts w:ascii="Arial" w:hAnsi="Arial" w:cs="Arial"/>
-                <w:sz w:val="16"/>
-                <w:szCs w:val="16"/>
-              </w:rPr>
-              <w:t>}</w:t>
+              <w:t>{custom.Email}</w:t>
             </w:r>
           </w:p>
         </w:tc>
@@ -1589,27 +1295,7 @@
                 <w:sz w:val="16"/>
                 <w:szCs w:val="16"/>
               </w:rPr>
-              <w:t>{</w:t>
-            </w:r>
-            <w:proofErr w:type="spellStart"/>
-            <w:proofErr w:type="gramStart"/>
-            <w:r>
-              <w:rPr>
-                <w:rFonts w:ascii="Arial" w:hAnsi="Arial" w:cs="Arial"/>
-                <w:sz w:val="16"/>
-                <w:szCs w:val="16"/>
-              </w:rPr>
-              <w:t>custom.Hora</w:t>
-            </w:r>
-            <w:proofErr w:type="spellEnd"/>
-            <w:proofErr w:type="gramEnd"/>
-            <w:r>
-              <w:rPr>
-                <w:rFonts w:ascii="Arial" w:hAnsi="Arial" w:cs="Arial"/>
-                <w:sz w:val="16"/>
-                <w:szCs w:val="16"/>
-              </w:rPr>
-              <w:t>}</w:t>
+              <w:t>{custom.Hora}</w:t>
             </w:r>
           </w:p>
         </w:tc>
@@ -1678,27 +1364,7 @@
                 <w:sz w:val="16"/>
                 <w:szCs w:val="16"/>
               </w:rPr>
-              <w:t>{</w:t>
-            </w:r>
-            <w:proofErr w:type="spellStart"/>
-            <w:proofErr w:type="gramStart"/>
-            <w:r>
-              <w:rPr>
-                <w:rFonts w:ascii="Arial" w:hAnsi="Arial" w:cs="Arial"/>
-                <w:sz w:val="16"/>
-                <w:szCs w:val="16"/>
-              </w:rPr>
-              <w:t>custom.Ciudad</w:t>
-            </w:r>
-            <w:proofErr w:type="spellEnd"/>
-            <w:proofErr w:type="gramEnd"/>
-            <w:r>
-              <w:rPr>
-                <w:rFonts w:ascii="Arial" w:hAnsi="Arial" w:cs="Arial"/>
-                <w:sz w:val="16"/>
-                <w:szCs w:val="16"/>
-              </w:rPr>
-              <w:t>}</w:t>
+              <w:t>{custom.Ciudad}</w:t>
             </w:r>
           </w:p>
         </w:tc>
@@ -1762,27 +1428,7 @@
                 <w:sz w:val="16"/>
                 <w:szCs w:val="16"/>
               </w:rPr>
-              <w:t>{</w:t>
-            </w:r>
-            <w:proofErr w:type="spellStart"/>
-            <w:proofErr w:type="gramStart"/>
-            <w:r>
-              <w:rPr>
-                <w:rFonts w:ascii="Arial" w:hAnsi="Arial" w:cs="Arial"/>
-                <w:sz w:val="16"/>
-                <w:szCs w:val="16"/>
-              </w:rPr>
-              <w:t>custom.Provincia</w:t>
-            </w:r>
-            <w:proofErr w:type="spellEnd"/>
-            <w:proofErr w:type="gramEnd"/>
-            <w:r>
-              <w:rPr>
-                <w:rFonts w:ascii="Arial" w:hAnsi="Arial" w:cs="Arial"/>
-                <w:sz w:val="16"/>
-                <w:szCs w:val="16"/>
-              </w:rPr>
-              <w:t>}</w:t>
+              <w:t>{custom.Provincia}</w:t>
             </w:r>
           </w:p>
         </w:tc>
@@ -1907,27 +1553,7 @@
                 <w:sz w:val="16"/>
                 <w:szCs w:val="16"/>
               </w:rPr>
-              <w:t>{</w:t>
-            </w:r>
-            <w:proofErr w:type="spellStart"/>
-            <w:proofErr w:type="gramStart"/>
-            <w:r>
-              <w:rPr>
-                <w:rFonts w:ascii="Arial" w:hAnsi="Arial" w:cs="Arial"/>
-                <w:sz w:val="16"/>
-                <w:szCs w:val="16"/>
-              </w:rPr>
-              <w:t>custom.Acreedor</w:t>
-            </w:r>
-            <w:proofErr w:type="spellEnd"/>
-            <w:proofErr w:type="gramEnd"/>
-            <w:r>
-              <w:rPr>
-                <w:rFonts w:ascii="Arial" w:hAnsi="Arial" w:cs="Arial"/>
-                <w:sz w:val="16"/>
-                <w:szCs w:val="16"/>
-              </w:rPr>
-              <w:t>}</w:t>
+              <w:t>{custom.Acreedor}</w:t>
             </w:r>
           </w:p>
         </w:tc>
@@ -1980,17 +1606,7 @@
                 <w:sz w:val="16"/>
                 <w:szCs w:val="16"/>
               </w:rPr>
-              <w:t>{</w:t>
-            </w:r>
-            <w:proofErr w:type="spellStart"/>
-            <w:proofErr w:type="gramStart"/>
-            <w:r>
-              <w:rPr>
-                <w:rFonts w:ascii="Arial" w:hAnsi="Arial" w:cs="Arial"/>
-                <w:sz w:val="16"/>
-                <w:szCs w:val="16"/>
-              </w:rPr>
-              <w:t>custom.</w:t>
+              <w:t>{custom.</w:t>
             </w:r>
             <w:r>
               <w:rPr>
@@ -2000,8 +1616,6 @@
               </w:rPr>
               <w:t>Corredor</w:t>
             </w:r>
-            <w:proofErr w:type="spellEnd"/>
-            <w:proofErr w:type="gramEnd"/>
             <w:r>
               <w:rPr>
                 <w:rFonts w:ascii="Arial" w:hAnsi="Arial" w:cs="Arial"/>
@@ -2106,7 +1720,6 @@
                 <w:szCs w:val="16"/>
               </w:rPr>
             </w:pPr>
-            <w:proofErr w:type="spellStart"/>
             <w:r>
               <w:rPr>
                 <w:rFonts w:ascii="Arial" w:hAnsi="Arial" w:cs="Arial"/>
@@ -2116,7 +1729,6 @@
               </w:rPr>
               <w:t>Categoria</w:t>
             </w:r>
-            <w:proofErr w:type="spellEnd"/>
             <w:r>
               <w:rPr>
                 <w:rFonts w:ascii="Arial" w:hAnsi="Arial" w:cs="Arial"/>
@@ -2153,17 +1765,7 @@
                 <w:sz w:val="16"/>
                 <w:szCs w:val="16"/>
               </w:rPr>
-              <w:t>{</w:t>
-            </w:r>
-            <w:proofErr w:type="spellStart"/>
-            <w:proofErr w:type="gramStart"/>
-            <w:r>
-              <w:rPr>
-                <w:rFonts w:ascii="Arial" w:hAnsi="Arial" w:cs="Arial"/>
-                <w:sz w:val="16"/>
-                <w:szCs w:val="16"/>
-              </w:rPr>
-              <w:t>custom.</w:t>
+              <w:t>{custom.</w:t>
             </w:r>
             <w:r>
               <w:rPr>
@@ -2173,8 +1775,6 @@
               </w:rPr>
               <w:t>Categoria</w:t>
             </w:r>
-            <w:proofErr w:type="spellEnd"/>
-            <w:proofErr w:type="gramEnd"/>
             <w:r>
               <w:rPr>
                 <w:rFonts w:ascii="Arial" w:hAnsi="Arial" w:cs="Arial"/>
@@ -2258,8 +1858,6 @@
               </w:rPr>
               <w:t>{</w:t>
             </w:r>
-            <w:proofErr w:type="spellStart"/>
-            <w:proofErr w:type="gramStart"/>
             <w:r>
               <w:rPr>
                 <w:rFonts w:ascii="Arial" w:hAnsi="Arial" w:cs="Arial"/>
@@ -2278,8 +1876,6 @@
               </w:rPr>
               <w:t>Serie</w:t>
             </w:r>
-            <w:proofErr w:type="spellEnd"/>
-            <w:proofErr w:type="gramEnd"/>
             <w:r>
               <w:rPr>
                 <w:rFonts w:ascii="Arial" w:hAnsi="Arial" w:cs="Arial"/>
@@ -2427,61 +2023,7 @@
                 <w:sz w:val="16"/>
                 <w:szCs w:val="16"/>
               </w:rPr>
-              <w:t>{</w:t>
-            </w:r>
-            <w:proofErr w:type="spellStart"/>
-            <w:proofErr w:type="gramStart"/>
-            <w:r>
-              <w:rPr>
-                <w:rFonts w:ascii="Arial" w:hAnsi="Arial" w:cs="Arial"/>
-                <w:sz w:val="16"/>
-                <w:szCs w:val="16"/>
-              </w:rPr>
-              <w:t>custom.</w:t>
-            </w:r>
-            <w:r>
-              <w:rPr>
-                <w:rFonts w:ascii="Arial" w:hAnsi="Arial" w:cs="Arial"/>
-                <w:sz w:val="16"/>
-                <w:szCs w:val="16"/>
-              </w:rPr>
-              <w:t>Marca</w:t>
-            </w:r>
-            <w:proofErr w:type="spellEnd"/>
-            <w:proofErr w:type="gramEnd"/>
-            <w:r>
-              <w:rPr>
-                <w:rFonts w:ascii="Arial" w:hAnsi="Arial" w:cs="Arial"/>
-                <w:sz w:val="16"/>
-                <w:szCs w:val="16"/>
-              </w:rPr>
-              <w:t>}</w:t>
-            </w:r>
-            <w:r>
-              <w:rPr>
-                <w:rFonts w:ascii="Arial" w:hAnsi="Arial" w:cs="Arial"/>
-                <w:sz w:val="16"/>
-                <w:szCs w:val="16"/>
-              </w:rPr>
-              <w:t>/{</w:t>
-            </w:r>
-            <w:proofErr w:type="spellStart"/>
-            <w:r>
-              <w:rPr>
-                <w:rFonts w:ascii="Arial" w:hAnsi="Arial" w:cs="Arial"/>
-                <w:sz w:val="16"/>
-                <w:szCs w:val="16"/>
-              </w:rPr>
-              <w:t>custom.Modelo</w:t>
-            </w:r>
-            <w:proofErr w:type="spellEnd"/>
-            <w:r>
-              <w:rPr>
-                <w:rFonts w:ascii="Arial" w:hAnsi="Arial" w:cs="Arial"/>
-                <w:sz w:val="16"/>
-                <w:szCs w:val="16"/>
-              </w:rPr>
-              <w:t>}</w:t>
+              <w:t>{custom.Marca}/{custom.Modelo}</w:t>
             </w:r>
           </w:p>
         </w:tc>
@@ -2514,18 +2056,7 @@
                 <w:szCs w:val="16"/>
                 <w:lang w:val="es-PA"/>
               </w:rPr>
-              <w:t>Tipo</w:t>
-            </w:r>
-            <w:r>
-              <w:rPr>
-                <w:rFonts w:ascii="Arial" w:hAnsi="Arial" w:cs="Arial"/>
-                <w:b/>
-                <w:bCs/>
-                <w:sz w:val="16"/>
-                <w:szCs w:val="16"/>
-                <w:lang w:val="es-PA"/>
-              </w:rPr>
-              <w:t>:</w:t>
+              <w:t>Tipo:</w:t>
             </w:r>
           </w:p>
         </w:tc>
@@ -2558,8 +2089,6 @@
               </w:rPr>
               <w:t>{</w:t>
             </w:r>
-            <w:proofErr w:type="spellStart"/>
-            <w:proofErr w:type="gramStart"/>
             <w:r>
               <w:rPr>
                 <w:rFonts w:ascii="Arial" w:hAnsi="Arial" w:cs="Arial"/>
@@ -2567,19 +2096,8 @@
                 <w:sz w:val="16"/>
                 <w:szCs w:val="16"/>
               </w:rPr>
-              <w:t>custom.</w:t>
-            </w:r>
-            <w:r>
-              <w:rPr>
-                <w:rFonts w:ascii="Arial" w:hAnsi="Arial" w:cs="Arial"/>
-                <w:spacing w:val="-2"/>
-                <w:sz w:val="16"/>
-                <w:szCs w:val="16"/>
-              </w:rPr>
-              <w:t>Tipo</w:t>
-            </w:r>
-            <w:proofErr w:type="spellEnd"/>
-            <w:proofErr w:type="gramEnd"/>
+              <w:t>custom.Tipo</w:t>
+            </w:r>
             <w:r>
               <w:rPr>
                 <w:rFonts w:ascii="Arial" w:hAnsi="Arial" w:cs="Arial"/>
@@ -2624,37 +2142,7 @@
                 <w:sz w:val="16"/>
                 <w:szCs w:val="16"/>
               </w:rPr>
-              <w:t>{</w:t>
-            </w:r>
-            <w:proofErr w:type="spellStart"/>
-            <w:proofErr w:type="gramStart"/>
-            <w:r>
-              <w:rPr>
-                <w:rFonts w:ascii="Arial" w:hAnsi="Arial" w:cs="Arial"/>
-                <w:bCs/>
-                <w:i/>
-                <w:iCs/>
-                <w:spacing w:val="-2"/>
-                <w:w w:val="105"/>
-                <w:sz w:val="16"/>
-                <w:szCs w:val="16"/>
-              </w:rPr>
-              <w:t>custom.PaisDT</w:t>
-            </w:r>
-            <w:proofErr w:type="spellEnd"/>
-            <w:proofErr w:type="gramEnd"/>
-            <w:r>
-              <w:rPr>
-                <w:rFonts w:ascii="Arial" w:hAnsi="Arial" w:cs="Arial"/>
-                <w:bCs/>
-                <w:i/>
-                <w:iCs/>
-                <w:spacing w:val="-2"/>
-                <w:w w:val="105"/>
-                <w:sz w:val="16"/>
-                <w:szCs w:val="16"/>
-              </w:rPr>
-              <w:t>}</w:t>
+              <w:t>{custom.PaisDT}</w:t>
             </w:r>
           </w:p>
         </w:tc>
@@ -2690,16 +2178,7 @@
                 <w:sz w:val="16"/>
                 <w:szCs w:val="16"/>
               </w:rPr>
-              <w:t>Año</w:t>
-            </w:r>
-            <w:r>
-              <w:rPr>
-                <w:rFonts w:ascii="Arial" w:hAnsi="Arial" w:cs="Arial"/>
-                <w:b/>
-                <w:sz w:val="16"/>
-                <w:szCs w:val="16"/>
-              </w:rPr>
-              <w:t>:</w:t>
+              <w:t>Año:</w:t>
             </w:r>
           </w:p>
         </w:tc>
@@ -2729,35 +2208,7 @@
                 <w:sz w:val="16"/>
                 <w:szCs w:val="16"/>
               </w:rPr>
-              <w:t>{</w:t>
-            </w:r>
-            <w:proofErr w:type="spellStart"/>
-            <w:proofErr w:type="gramStart"/>
-            <w:r>
-              <w:rPr>
-                <w:rFonts w:ascii="Arial" w:hAnsi="Arial" w:cs="Arial"/>
-                <w:sz w:val="16"/>
-                <w:szCs w:val="16"/>
-              </w:rPr>
-              <w:t>custom.</w:t>
-            </w:r>
-            <w:r>
-              <w:rPr>
-                <w:rFonts w:ascii="Arial" w:hAnsi="Arial" w:cs="Arial"/>
-                <w:sz w:val="16"/>
-                <w:szCs w:val="16"/>
-              </w:rPr>
-              <w:t>Anio</w:t>
-            </w:r>
-            <w:proofErr w:type="spellEnd"/>
-            <w:proofErr w:type="gramEnd"/>
-            <w:r>
-              <w:rPr>
-                <w:rFonts w:ascii="Arial" w:hAnsi="Arial" w:cs="Arial"/>
-                <w:sz w:val="16"/>
-                <w:szCs w:val="16"/>
-              </w:rPr>
-              <w:t>}</w:t>
+              <w:t>{custom.Anio}</w:t>
             </w:r>
           </w:p>
         </w:tc>
@@ -2790,18 +2241,7 @@
                 <w:szCs w:val="16"/>
                 <w:lang w:val="es-PA"/>
               </w:rPr>
-              <w:t>Cantidad</w:t>
-            </w:r>
-            <w:r>
-              <w:rPr>
-                <w:rFonts w:ascii="Arial" w:hAnsi="Arial" w:cs="Arial"/>
-                <w:b/>
-                <w:bCs/>
-                <w:sz w:val="16"/>
-                <w:szCs w:val="16"/>
-                <w:lang w:val="es-PA"/>
-              </w:rPr>
-              <w:t>:</w:t>
+              <w:t>Cantidad:</w:t>
             </w:r>
           </w:p>
         </w:tc>
@@ -2834,8 +2274,6 @@
               </w:rPr>
               <w:t>{</w:t>
             </w:r>
-            <w:proofErr w:type="spellStart"/>
-            <w:proofErr w:type="gramStart"/>
             <w:r>
               <w:rPr>
                 <w:rFonts w:ascii="Arial" w:hAnsi="Arial" w:cs="Arial"/>
@@ -2843,19 +2281,8 @@
                 <w:sz w:val="16"/>
                 <w:szCs w:val="16"/>
               </w:rPr>
-              <w:t>custom.</w:t>
-            </w:r>
-            <w:r>
-              <w:rPr>
-                <w:rFonts w:ascii="Arial" w:hAnsi="Arial" w:cs="Arial"/>
-                <w:spacing w:val="-2"/>
-                <w:sz w:val="16"/>
-                <w:szCs w:val="16"/>
-              </w:rPr>
-              <w:t>Cantidad</w:t>
-            </w:r>
-            <w:proofErr w:type="spellEnd"/>
-            <w:proofErr w:type="gramEnd"/>
+              <w:t>custom.Cantidad</w:t>
+            </w:r>
             <w:r>
               <w:rPr>
                 <w:rFonts w:ascii="Arial" w:hAnsi="Arial" w:cs="Arial"/>
@@ -2929,16 +2356,7 @@
                 <w:sz w:val="16"/>
                 <w:szCs w:val="16"/>
               </w:rPr>
-              <w:t>Suma Asegurada</w:t>
-            </w:r>
-            <w:r>
-              <w:rPr>
-                <w:rFonts w:ascii="Arial" w:hAnsi="Arial" w:cs="Arial"/>
-                <w:b/>
-                <w:sz w:val="16"/>
-                <w:szCs w:val="16"/>
-              </w:rPr>
-              <w:t>:</w:t>
+              <w:t>Suma Asegurada:</w:t>
             </w:r>
           </w:p>
         </w:tc>
@@ -2969,35 +2387,7 @@
                 <w:sz w:val="16"/>
                 <w:szCs w:val="16"/>
               </w:rPr>
-              <w:t>{</w:t>
-            </w:r>
-            <w:proofErr w:type="spellStart"/>
-            <w:proofErr w:type="gramStart"/>
-            <w:r>
-              <w:rPr>
-                <w:rFonts w:ascii="Arial" w:hAnsi="Arial" w:cs="Arial"/>
-                <w:sz w:val="16"/>
-                <w:szCs w:val="16"/>
-              </w:rPr>
-              <w:t>custom.</w:t>
-            </w:r>
-            <w:r>
-              <w:rPr>
-                <w:rFonts w:ascii="Arial" w:hAnsi="Arial" w:cs="Arial"/>
-                <w:sz w:val="16"/>
-                <w:szCs w:val="16"/>
-              </w:rPr>
-              <w:t>SumaDT</w:t>
-            </w:r>
-            <w:proofErr w:type="spellEnd"/>
-            <w:proofErr w:type="gramEnd"/>
-            <w:r>
-              <w:rPr>
-                <w:rFonts w:ascii="Arial" w:hAnsi="Arial" w:cs="Arial"/>
-                <w:sz w:val="16"/>
-                <w:szCs w:val="16"/>
-              </w:rPr>
-              <w:t>}</w:t>
+              <w:t>{custom.SumaDT}</w:t>
             </w:r>
           </w:p>
         </w:tc>
@@ -3199,57 +2589,7 @@
                 <w:sz w:val="16"/>
                 <w:szCs w:val="16"/>
               </w:rPr>
-              <w:t>{#</w:t>
-            </w:r>
-            <w:proofErr w:type="gramStart"/>
-            <w:r>
-              <w:rPr>
-                <w:rFonts w:ascii="Arial" w:hAnsi="Arial" w:cs="Arial"/>
-                <w:sz w:val="16"/>
-                <w:szCs w:val="16"/>
-              </w:rPr>
-              <w:t>custom}{</w:t>
-            </w:r>
-            <w:proofErr w:type="gramEnd"/>
-            <w:r>
-              <w:rPr>
-                <w:rFonts w:ascii="Arial" w:hAnsi="Arial" w:cs="Arial"/>
-                <w:sz w:val="16"/>
-                <w:szCs w:val="16"/>
-              </w:rPr>
-              <w:t>#Cobertura</w:t>
-            </w:r>
-            <w:r>
-              <w:rPr>
-                <w:rFonts w:ascii="Arial" w:hAnsi="Arial" w:cs="Arial"/>
-                <w:sz w:val="16"/>
-                <w:szCs w:val="16"/>
-              </w:rPr>
-              <w:t>s</w:t>
-            </w:r>
-            <w:r>
-              <w:rPr>
-                <w:rFonts w:ascii="Arial" w:hAnsi="Arial" w:cs="Arial"/>
-                <w:sz w:val="16"/>
-                <w:szCs w:val="16"/>
-              </w:rPr>
-              <w:t>}{</w:t>
-            </w:r>
-            <w:r>
-              <w:rPr>
-                <w:rFonts w:ascii="Arial" w:hAnsi="Arial" w:cs="Arial"/>
-                <w:sz w:val="16"/>
-                <w:szCs w:val="16"/>
-              </w:rPr>
-              <w:t>Cobertura</w:t>
-            </w:r>
-            <w:r>
-              <w:rPr>
-                <w:rFonts w:ascii="Arial" w:hAnsi="Arial" w:cs="Arial"/>
-                <w:sz w:val="16"/>
-                <w:szCs w:val="16"/>
-              </w:rPr>
-              <w:t>}</w:t>
+              <w:t>{#custom}{#Coberturas}{Cobertura}</w:t>
             </w:r>
           </w:p>
         </w:tc>
@@ -3275,23 +2615,7 @@
                 <w:sz w:val="16"/>
                 <w:szCs w:val="16"/>
               </w:rPr>
-              <w:t>{</w:t>
-            </w:r>
-            <w:r>
-              <w:rPr>
-                <w:rFonts w:ascii="Arial" w:hAnsi="Arial" w:cs="Arial"/>
-                <w:sz w:val="16"/>
-                <w:szCs w:val="16"/>
-              </w:rPr>
-              <w:t>Limite</w:t>
-            </w:r>
-            <w:r>
-              <w:rPr>
-                <w:rFonts w:ascii="Arial" w:hAnsi="Arial" w:cs="Arial"/>
-                <w:sz w:val="16"/>
-                <w:szCs w:val="16"/>
-              </w:rPr>
-              <w:t>}</w:t>
+              <w:t>{Limite}</w:t>
             </w:r>
           </w:p>
         </w:tc>
@@ -3315,23 +2639,7 @@
                 <w:sz w:val="16"/>
                 <w:szCs w:val="16"/>
               </w:rPr>
-              <w:t>{</w:t>
-            </w:r>
-            <w:r>
-              <w:rPr>
-                <w:rFonts w:ascii="Arial" w:hAnsi="Arial" w:cs="Arial"/>
-                <w:sz w:val="16"/>
-                <w:szCs w:val="16"/>
-              </w:rPr>
-              <w:t>Deducible</w:t>
-            </w:r>
-            <w:r>
-              <w:rPr>
-                <w:rFonts w:ascii="Arial" w:hAnsi="Arial" w:cs="Arial"/>
-                <w:sz w:val="16"/>
-                <w:szCs w:val="16"/>
-              </w:rPr>
-              <w:t>}</w:t>
+              <w:t>{Deducible}</w:t>
             </w:r>
           </w:p>
         </w:tc>
@@ -3356,33 +2664,7 @@
                 <w:sz w:val="16"/>
                 <w:szCs w:val="16"/>
               </w:rPr>
-              <w:t>{</w:t>
-            </w:r>
-            <w:r>
-              <w:rPr>
-                <w:rFonts w:ascii="Arial" w:hAnsi="Arial" w:cs="Arial"/>
-                <w:sz w:val="16"/>
-                <w:szCs w:val="16"/>
-              </w:rPr>
-              <w:t>Prima</w:t>
-            </w:r>
-            <w:proofErr w:type="gramStart"/>
-            <w:r>
-              <w:rPr>
-                <w:rFonts w:ascii="Arial" w:hAnsi="Arial" w:cs="Arial"/>
-                <w:sz w:val="16"/>
-                <w:szCs w:val="16"/>
-              </w:rPr>
-              <w:t>}{</w:t>
-            </w:r>
-            <w:proofErr w:type="gramEnd"/>
-            <w:r>
-              <w:rPr>
-                <w:rFonts w:ascii="Arial" w:hAnsi="Arial" w:cs="Arial"/>
-                <w:sz w:val="16"/>
-                <w:szCs w:val="16"/>
-              </w:rPr>
-              <w:t>/}{/}</w:t>
+              <w:t>{Prima}{/}{/}</w:t>
             </w:r>
           </w:p>
         </w:tc>
@@ -3526,14 +2808,71 @@
                   <w14:bevel/>
                 </w14:textOutline>
               </w:rPr>
-              <w:t>{</w:t>
-            </w:r>
-            <w:proofErr w:type="spellStart"/>
-            <w:proofErr w:type="gramStart"/>
-            <w:r>
-              <w:rPr>
-                <w:rFonts w:ascii="Arial" w:hAnsi="Arial" w:cs="Arial"/>
-                <w:spacing w:val="-2"/>
+              <w:t>{custom.Prima}</w:t>
+            </w:r>
+          </w:p>
+        </w:tc>
+      </w:tr>
+      <w:tr>
+        <w:trPr>
+          <w:trHeight w:hRule="exact" w:val="284"/>
+        </w:trPr>
+        <w:tc>
+          <w:tcPr>
+            <w:tcW w:w="7724" w:type="dxa"/>
+            <w:vMerge w:val="restart"/>
+            <w:tcBorders>
+              <w:top w:val="single" w:sz="4" w:space="0" w:color="auto"/>
+              <w:left w:val="single" w:sz="4" w:space="0" w:color="auto"/>
+              <w:bottom w:val="nil"/>
+              <w:right w:val="single" w:sz="4" w:space="0" w:color="auto"/>
+            </w:tcBorders>
+          </w:tcPr>
+          <w:p>
+            <w:pPr>
+              <w:pStyle w:val="Textoindependiente"/>
+              <w:spacing w:before="3"/>
+              <w:rPr>
+                <w:rFonts w:ascii="Arial" w:hAnsi="Arial" w:cs="Arial"/>
+                <w:sz w:val="16"/>
+                <w:szCs w:val="16"/>
+              </w:rPr>
+            </w:pPr>
+            <w:r>
+              <w:rPr>
+                <w:rFonts w:ascii="Arial" w:hAnsi="Arial" w:cs="Arial"/>
+                <w:sz w:val="16"/>
+                <w:szCs w:val="16"/>
+              </w:rPr>
+              <w:t>{custom.Comentarios}</w:t>
+            </w:r>
+          </w:p>
+        </w:tc>
+        <w:tc>
+          <w:tcPr>
+            <w:tcW w:w="1430" w:type="dxa"/>
+            <w:tcBorders>
+              <w:top w:val="nil"/>
+              <w:left w:val="single" w:sz="4" w:space="0" w:color="auto"/>
+              <w:bottom w:val="nil"/>
+            </w:tcBorders>
+            <w:vAlign w:val="center"/>
+          </w:tcPr>
+          <w:p>
+            <w:pPr>
+              <w:pStyle w:val="Textoindependiente"/>
+              <w:spacing w:before="3"/>
+              <w:rPr>
+                <w:rFonts w:ascii="Arial" w:hAnsi="Arial" w:cs="Arial"/>
+                <w:sz w:val="9"/>
+              </w:rPr>
+            </w:pPr>
+            <w:r>
+              <w:rPr>
+                <w:rFonts w:ascii="Arial" w:hAnsi="Arial" w:cs="Arial"/>
+                <w:b/>
+                <w:bCs/>
+                <w:spacing w:val="-4"/>
                 <w:sz w:val="16"/>
                 <w:szCs w:val="16"/>
                 <w14:textOutline w14:w="9525" w14:cap="rnd" w14:cmpd="sng" w14:algn="ctr">
@@ -3542,14 +2881,27 @@
                   <w14:bevel/>
                 </w14:textOutline>
               </w:rPr>
-              <w:t>custom.Prima</w:t>
-            </w:r>
-            <w:proofErr w:type="spellEnd"/>
-            <w:proofErr w:type="gramEnd"/>
-            <w:r>
-              <w:rPr>
-                <w:rFonts w:ascii="Arial" w:hAnsi="Arial" w:cs="Arial"/>
-                <w:spacing w:val="-2"/>
+              <w:t>Impuesto 5%:</w:t>
+            </w:r>
+          </w:p>
+        </w:tc>
+        <w:tc>
+          <w:tcPr>
+            <w:tcW w:w="1760" w:type="dxa"/>
+            <w:tcBorders>
+              <w:top w:val="nil"/>
+              <w:bottom w:val="single" w:sz="8" w:space="0" w:color="auto"/>
+              <w:right w:val="single" w:sz="4" w:space="0" w:color="auto"/>
+            </w:tcBorders>
+            <w:vAlign w:val="center"/>
+          </w:tcPr>
+          <w:p>
+            <w:pPr>
+              <w:spacing w:line="360" w:lineRule="auto"/>
+              <w:jc w:val="right"/>
+              <w:rPr>
+                <w:rFonts w:ascii="Arial" w:hAnsi="Arial" w:cs="Arial"/>
+                <w:spacing w:val="-4"/>
                 <w:sz w:val="16"/>
                 <w:szCs w:val="16"/>
                 <w14:textOutline w14:w="9525" w14:cap="rnd" w14:cmpd="sng" w14:algn="ctr">
@@ -3558,90 +2910,10 @@
                   <w14:bevel/>
                 </w14:textOutline>
               </w:rPr>
-              <w:t>}</w:t>
-            </w:r>
-          </w:p>
-        </w:tc>
-      </w:tr>
-      <w:tr>
-        <w:trPr>
-          <w:trHeight w:hRule="exact" w:val="284"/>
-        </w:trPr>
-        <w:tc>
-          <w:tcPr>
-            <w:tcW w:w="7724" w:type="dxa"/>
-            <w:vMerge w:val="restart"/>
-            <w:tcBorders>
-              <w:top w:val="single" w:sz="4" w:space="0" w:color="auto"/>
-              <w:left w:val="single" w:sz="4" w:space="0" w:color="auto"/>
-              <w:bottom w:val="nil"/>
-              <w:right w:val="single" w:sz="4" w:space="0" w:color="auto"/>
-            </w:tcBorders>
-          </w:tcPr>
-          <w:p>
-            <w:pPr>
-              <w:pStyle w:val="Textoindependiente"/>
-              <w:spacing w:before="3"/>
-              <w:rPr>
-                <w:rFonts w:ascii="Arial" w:hAnsi="Arial" w:cs="Arial"/>
-                <w:sz w:val="16"/>
-                <w:szCs w:val="16"/>
-              </w:rPr>
-            </w:pPr>
-            <w:r>
-              <w:rPr>
-                <w:rFonts w:ascii="Arial" w:hAnsi="Arial" w:cs="Arial"/>
-                <w:sz w:val="16"/>
-                <w:szCs w:val="16"/>
-              </w:rPr>
-              <w:t>{</w:t>
-            </w:r>
-            <w:proofErr w:type="spellStart"/>
-            <w:proofErr w:type="gramStart"/>
-            <w:r>
-              <w:rPr>
-                <w:rFonts w:ascii="Arial" w:hAnsi="Arial" w:cs="Arial"/>
-                <w:sz w:val="16"/>
-                <w:szCs w:val="16"/>
-              </w:rPr>
-              <w:t>custom.Comentarios</w:t>
-            </w:r>
-            <w:proofErr w:type="spellEnd"/>
-            <w:proofErr w:type="gramEnd"/>
-            <w:r>
-              <w:rPr>
-                <w:rFonts w:ascii="Arial" w:hAnsi="Arial" w:cs="Arial"/>
-                <w:sz w:val="16"/>
-                <w:szCs w:val="16"/>
-              </w:rPr>
-              <w:t>}</w:t>
-            </w:r>
-          </w:p>
-        </w:tc>
-        <w:tc>
-          <w:tcPr>
-            <w:tcW w:w="1430" w:type="dxa"/>
-            <w:tcBorders>
-              <w:top w:val="nil"/>
-              <w:left w:val="single" w:sz="4" w:space="0" w:color="auto"/>
-              <w:bottom w:val="nil"/>
-            </w:tcBorders>
-            <w:vAlign w:val="center"/>
-          </w:tcPr>
-          <w:p>
-            <w:pPr>
-              <w:pStyle w:val="Textoindependiente"/>
-              <w:spacing w:before="3"/>
-              <w:rPr>
-                <w:rFonts w:ascii="Arial" w:hAnsi="Arial" w:cs="Arial"/>
-                <w:sz w:val="9"/>
-              </w:rPr>
-            </w:pPr>
-            <w:r>
-              <w:rPr>
-                <w:rFonts w:ascii="Arial" w:hAnsi="Arial" w:cs="Arial"/>
-                <w:b/>
-                <w:bCs/>
+            </w:pPr>
+            <w:r>
+              <w:rPr>
+                <w:rFonts w:ascii="Arial" w:hAnsi="Arial" w:cs="Arial"/>
                 <w:spacing w:val="-4"/>
                 <w:sz w:val="16"/>
                 <w:szCs w:val="16"/>
@@ -3651,81 +2923,7 @@
                   <w14:bevel/>
                 </w14:textOutline>
               </w:rPr>
-              <w:t>Impuesto 5%:</w:t>
-            </w:r>
-          </w:p>
-        </w:tc>
-        <w:tc>
-          <w:tcPr>
-            <w:tcW w:w="1760" w:type="dxa"/>
-            <w:tcBorders>
-              <w:top w:val="nil"/>
-              <w:bottom w:val="single" w:sz="8" w:space="0" w:color="auto"/>
-              <w:right w:val="single" w:sz="4" w:space="0" w:color="auto"/>
-            </w:tcBorders>
-            <w:vAlign w:val="center"/>
-          </w:tcPr>
-          <w:p>
-            <w:pPr>
-              <w:spacing w:line="360" w:lineRule="auto"/>
-              <w:jc w:val="right"/>
-              <w:rPr>
-                <w:rFonts w:ascii="Arial" w:hAnsi="Arial" w:cs="Arial"/>
-                <w:spacing w:val="-4"/>
-                <w:sz w:val="16"/>
-                <w:szCs w:val="16"/>
-                <w14:textOutline w14:w="9525" w14:cap="rnd" w14:cmpd="sng" w14:algn="ctr">
-                  <w14:noFill/>
-                  <w14:prstDash w14:val="solid"/>
-                  <w14:bevel/>
-                </w14:textOutline>
-              </w:rPr>
-            </w:pPr>
-            <w:r>
-              <w:rPr>
-                <w:rFonts w:ascii="Arial" w:hAnsi="Arial" w:cs="Arial"/>
-                <w:spacing w:val="-4"/>
-                <w:sz w:val="16"/>
-                <w:szCs w:val="16"/>
-                <w14:textOutline w14:w="9525" w14:cap="rnd" w14:cmpd="sng" w14:algn="ctr">
-                  <w14:noFill/>
-                  <w14:prstDash w14:val="solid"/>
-                  <w14:bevel/>
-                </w14:textOutline>
-              </w:rPr>
-              <w:t>{</w:t>
-            </w:r>
-            <w:proofErr w:type="spellStart"/>
-            <w:proofErr w:type="gramStart"/>
-            <w:r>
-              <w:rPr>
-                <w:rFonts w:ascii="Arial" w:hAnsi="Arial" w:cs="Arial"/>
-                <w:spacing w:val="-4"/>
-                <w:sz w:val="16"/>
-                <w:szCs w:val="16"/>
-                <w14:textOutline w14:w="9525" w14:cap="rnd" w14:cmpd="sng" w14:algn="ctr">
-                  <w14:noFill/>
-                  <w14:prstDash w14:val="solid"/>
-                  <w14:bevel/>
-                </w14:textOutline>
-              </w:rPr>
-              <w:t>custom.Impuesto</w:t>
-            </w:r>
-            <w:proofErr w:type="spellEnd"/>
-            <w:proofErr w:type="gramEnd"/>
-            <w:r>
-              <w:rPr>
-                <w:rFonts w:ascii="Arial" w:hAnsi="Arial" w:cs="Arial"/>
-                <w:spacing w:val="-4"/>
-                <w:sz w:val="16"/>
-                <w:szCs w:val="16"/>
-                <w14:textOutline w14:w="9525" w14:cap="rnd" w14:cmpd="sng" w14:algn="ctr">
-                  <w14:noFill/>
-                  <w14:prstDash w14:val="solid"/>
-                  <w14:bevel/>
-                </w14:textOutline>
-              </w:rPr>
-              <w:t>}</w:t>
+              <w:t>{custom.Impuesto}</w:t>
             </w:r>
           </w:p>
           <w:p>
@@ -3845,8 +3043,6 @@
               </w:rPr>
               <w:t>{</w:t>
             </w:r>
-            <w:proofErr w:type="spellStart"/>
-            <w:proofErr w:type="gramStart"/>
             <w:r>
               <w:rPr>
                 <w:rFonts w:ascii="Arial" w:hAnsi="Arial" w:cs="Arial"/>
@@ -3859,23 +3055,7 @@
                   <w14:bevel/>
                 </w14:textOutline>
               </w:rPr>
-              <w:t>custom.Total</w:t>
-            </w:r>
-            <w:proofErr w:type="spellEnd"/>
-            <w:proofErr w:type="gramEnd"/>
-            <w:r>
-              <w:rPr>
-                <w:rFonts w:ascii="Arial" w:hAnsi="Arial" w:cs="Arial"/>
-                <w:sz w:val="16"/>
-                <w:szCs w:val="16"/>
-                <w:lang w:val="es-419"/>
-                <w14:textOutline w14:w="9525" w14:cap="rnd" w14:cmpd="sng" w14:algn="ctr">
-                  <w14:noFill/>
-                  <w14:prstDash w14:val="solid"/>
-                  <w14:bevel/>
-                </w14:textOutline>
-              </w:rPr>
-              <w:t>}</w:t>
+              <w:t>custom.Total}</w:t>
             </w:r>
           </w:p>
           <w:p>
@@ -3984,21 +3164,35 @@
                 <w:sz w:val="16"/>
                 <w:szCs w:val="16"/>
               </w:rPr>
-              <w:t>: {</w:t>
-            </w:r>
-            <w:proofErr w:type="spellStart"/>
-            <w:proofErr w:type="gramStart"/>
-            <w:r>
+              <w:t>: {custom.FormaPago}</w:t>
+            </w:r>
+          </w:p>
+        </w:tc>
+        <w:tc>
+          <w:tcPr>
+            <w:tcW w:w="3318" w:type="dxa"/>
+            <w:vAlign w:val="center"/>
+          </w:tcPr>
+          <w:p>
+            <w:pPr>
+              <w:pStyle w:val="Textoindependiente"/>
+              <w:spacing w:before="3"/>
               <w:rPr>
                 <w:rFonts w:ascii="Arial" w:hAnsi="Arial" w:cs="Arial"/>
                 <w:bCs/>
                 <w:sz w:val="16"/>
                 <w:szCs w:val="16"/>
               </w:rPr>
-              <w:t>custom.FormaPago</w:t>
-            </w:r>
-            <w:proofErr w:type="spellEnd"/>
-            <w:proofErr w:type="gramEnd"/>
+            </w:pPr>
+            <w:r>
+              <w:rPr>
+                <w:rFonts w:ascii="Arial" w:hAnsi="Arial" w:cs="Arial"/>
+                <w:b/>
+                <w:sz w:val="16"/>
+                <w:szCs w:val="16"/>
+              </w:rPr>
+              <w:t>Frecuencia</w:t>
+            </w:r>
             <w:r>
               <w:rPr>
                 <w:rFonts w:ascii="Arial" w:hAnsi="Arial" w:cs="Arial"/>
@@ -4006,13 +3200,13 @@
                 <w:sz w:val="16"/>
                 <w:szCs w:val="16"/>
               </w:rPr>
-              <w:t>}</w:t>
-            </w:r>
-          </w:p>
-        </w:tc>
-        <w:tc>
-          <w:tcPr>
-            <w:tcW w:w="3318" w:type="dxa"/>
+              <w:t>: {custom.Frecuencia}</w:t>
+            </w:r>
+          </w:p>
+        </w:tc>
+        <w:tc>
+          <w:tcPr>
+            <w:tcW w:w="2891" w:type="dxa"/>
             <w:vAlign w:val="center"/>
           </w:tcPr>
           <w:p>
@@ -4033,7 +3227,7 @@
                 <w:sz w:val="16"/>
                 <w:szCs w:val="16"/>
               </w:rPr>
-              <w:t>Frecuencia</w:t>
+              <w:t>Número de Pagos</w:t>
             </w:r>
             <w:r>
               <w:rPr>
@@ -4042,87 +3236,7 @@
                 <w:sz w:val="16"/>
                 <w:szCs w:val="16"/>
               </w:rPr>
-              <w:t>: {</w:t>
-            </w:r>
-            <w:proofErr w:type="spellStart"/>
-            <w:proofErr w:type="gramStart"/>
-            <w:r>
-              <w:rPr>
-                <w:rFonts w:ascii="Arial" w:hAnsi="Arial" w:cs="Arial"/>
-                <w:bCs/>
-                <w:sz w:val="16"/>
-                <w:szCs w:val="16"/>
-              </w:rPr>
-              <w:t>custom.Frecuencia</w:t>
-            </w:r>
-            <w:proofErr w:type="spellEnd"/>
-            <w:proofErr w:type="gramEnd"/>
-            <w:r>
-              <w:rPr>
-                <w:rFonts w:ascii="Arial" w:hAnsi="Arial" w:cs="Arial"/>
-                <w:bCs/>
-                <w:sz w:val="16"/>
-                <w:szCs w:val="16"/>
-              </w:rPr>
-              <w:t>}</w:t>
-            </w:r>
-          </w:p>
-        </w:tc>
-        <w:tc>
-          <w:tcPr>
-            <w:tcW w:w="2891" w:type="dxa"/>
-            <w:vAlign w:val="center"/>
-          </w:tcPr>
-          <w:p>
-            <w:pPr>
-              <w:pStyle w:val="Textoindependiente"/>
-              <w:spacing w:before="3"/>
-              <w:rPr>
-                <w:rFonts w:ascii="Arial" w:hAnsi="Arial" w:cs="Arial"/>
-                <w:bCs/>
-                <w:sz w:val="16"/>
-                <w:szCs w:val="16"/>
-              </w:rPr>
-            </w:pPr>
-            <w:r>
-              <w:rPr>
-                <w:rFonts w:ascii="Arial" w:hAnsi="Arial" w:cs="Arial"/>
-                <w:b/>
-                <w:sz w:val="16"/>
-                <w:szCs w:val="16"/>
-              </w:rPr>
-              <w:t>Número de Pagos</w:t>
-            </w:r>
-            <w:r>
-              <w:rPr>
-                <w:rFonts w:ascii="Arial" w:hAnsi="Arial" w:cs="Arial"/>
-                <w:bCs/>
-                <w:sz w:val="16"/>
-                <w:szCs w:val="16"/>
-              </w:rPr>
-              <w:t>: {</w:t>
-            </w:r>
-            <w:proofErr w:type="spellStart"/>
-            <w:proofErr w:type="gramStart"/>
-            <w:r>
-              <w:rPr>
-                <w:rFonts w:ascii="Arial" w:hAnsi="Arial" w:cs="Arial"/>
-                <w:bCs/>
-                <w:sz w:val="16"/>
-                <w:szCs w:val="16"/>
-              </w:rPr>
-              <w:t>custom.Cuotas</w:t>
-            </w:r>
-            <w:proofErr w:type="spellEnd"/>
-            <w:proofErr w:type="gramEnd"/>
-            <w:r>
-              <w:rPr>
-                <w:rFonts w:ascii="Arial" w:hAnsi="Arial" w:cs="Arial"/>
-                <w:bCs/>
-                <w:sz w:val="16"/>
-                <w:szCs w:val="16"/>
-              </w:rPr>
-              <w:t>}</w:t>
+              <w:t>: {custom.Cuotas}</w:t>
             </w:r>
           </w:p>
         </w:tc>
@@ -4503,7 +3617,6 @@
               </w:rPr>
               <w:t xml:space="preserve"> </w:t>
             </w:r>
-            <w:proofErr w:type="gramStart"/>
             <w:r>
               <w:rPr>
                 <w:rFonts w:ascii="Arial" w:hAnsi="Arial" w:cs="Arial"/>
@@ -4529,7 +3642,6 @@
               </w:rPr>
               <w:t>,</w:t>
             </w:r>
-            <w:proofErr w:type="gramEnd"/>
             <w:r>
               <w:rPr>
                 <w:rFonts w:ascii="Arial" w:hAnsi="Arial" w:cs="Arial"/>
@@ -4581,18 +3693,8 @@
                 <w:sz w:val="16"/>
                 <w:szCs w:val="16"/>
               </w:rPr>
-              <w:t>(Código-</w:t>
-            </w:r>
-            <w:proofErr w:type="spellStart"/>
-            <w:r>
-              <w:rPr>
-                <w:rFonts w:ascii="Arial" w:hAnsi="Arial" w:cs="Arial"/>
-                <w:sz w:val="16"/>
-                <w:szCs w:val="16"/>
-              </w:rPr>
-              <w:t>Poliza</w:t>
-            </w:r>
-            <w:proofErr w:type="spellEnd"/>
+              <w:t>(Código-Poliza</w:t>
+            </w:r>
             <w:r>
               <w:rPr>
                 <w:rFonts w:ascii="Arial" w:hAnsi="Arial" w:cs="Arial"/>
@@ -4730,7 +3832,6 @@
               <w:t xml:space="preserve"> </w:t>
             </w:r>
             <w:hyperlink r:id="rId7">
-              <w:proofErr w:type="spellStart"/>
               <w:r>
                 <w:rPr>
                   <w:rFonts w:ascii="Arial" w:hAnsi="Arial" w:cs="Arial"/>
@@ -4739,7 +3840,6 @@
                 </w:rPr>
                 <w:t>www..Aseguradoraglobal.com.pa</w:t>
               </w:r>
-              <w:proofErr w:type="spellEnd"/>
             </w:hyperlink>
             <w:r>
               <w:rPr>
@@ -4993,23 +4093,7 @@
         <w:rPr>
           <w:spacing w:val="-2"/>
         </w:rPr>
-        <w:t>{</w:t>
-      </w:r>
-      <w:proofErr w:type="spellStart"/>
-      <w:proofErr w:type="gramStart"/>
-      <w:r>
-        <w:rPr>
-          <w:spacing w:val="-2"/>
-        </w:rPr>
-        <w:t>custom.FechaActual</w:t>
-      </w:r>
-      <w:proofErr w:type="spellEnd"/>
-      <w:proofErr w:type="gramEnd"/>
-      <w:r>
-        <w:rPr>
-          <w:spacing w:val="-2"/>
-        </w:rPr>
-        <w:t>}</w:t>
+        <w:t>{custom.FechaActual}</w:t>
       </w:r>
     </w:p>
     <w:p>
@@ -5098,7 +4182,7 @@
           </mc:Choice>
           <mc:Fallback>
             <w:pict>
-              <v:group w14:anchorId="00A48EBC" id="Group 41" o:spid="_x0000_s1026" style="width:240pt;height:1pt;mso-position-horizontal-relative:char;mso-position-vertical-relative:line" coordsize="30480,127" o:gfxdata="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">
+              <v:group w14:anchorId="76355A96" id="Group 41" o:spid="_x0000_s1026" style="width:240pt;height:1pt;mso-position-horizontal-relative:char;mso-position-vertical-relative:line" coordsize="30480,127" o:gfxdata="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">
                 <v:shape id="Graphic 42" o:spid="_x0000_s1027" style="position:absolute;top:63;width:30480;height:13;visibility:visible;mso-wrap-style:square;v-text-anchor:top" coordsize="3048000,1270" o:gfxdata="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" path="m,l3048000,e" filled="f" strokeweight="1pt">
                   <v:path arrowok="t"/>
                 </v:shape>
@@ -5211,7 +4295,7 @@
           </mc:Choice>
           <mc:Fallback>
             <w:pict>
-              <v:group w14:anchorId="0CE5A518" id="Group 43" o:spid="_x0000_s1026" style="width:240pt;height:40pt;mso-position-horizontal-relative:char;mso-position-vertical-relative:line" coordsize="30480,5080" o:gfxdata="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">
+              <v:group w14:anchorId="4077C8D0" id="Group 43" o:spid="_x0000_s1026" style="width:240pt;height:40pt;mso-position-horizontal-relative:char;mso-position-vertical-relative:line" coordsize="30480,5080" o:gfxdata="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">
                 <v:shape id="Graphic 44" o:spid="_x0000_s1027" style="position:absolute;top:5016;width:30480;height:13;visibility:visible;mso-wrap-style:square;v-text-anchor:top" coordsize="3048000,1270" o:gfxdata="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" path="m,l3048000,e" filled="f" strokeweight="1pt">
                   <v:path arrowok="t"/>
                 </v:shape>
@@ -5274,76 +4358,7 @@
           <w:spacing w:val="-2"/>
           <w:sz w:val="14"/>
         </w:rPr>
-        <w:t>{</w:t>
-      </w:r>
-      <w:proofErr w:type="spellStart"/>
-      <w:proofErr w:type="gramStart"/>
-      <w:r>
-        <w:rPr>
-          <w:rFonts w:ascii="Arial"/>
-          <w:b/>
-          <w:spacing w:val="-2"/>
-          <w:sz w:val="14"/>
-        </w:rPr>
-        <w:t>custom.Tenedor</w:t>
-      </w:r>
-      <w:proofErr w:type="spellEnd"/>
-      <w:proofErr w:type="gramEnd"/>
-      <w:r>
-        <w:rPr>
-          <w:rFonts w:ascii="Arial"/>
-          <w:b/>
-          <w:spacing w:val="-2"/>
-          <w:sz w:val="14"/>
-        </w:rPr>
-        <w:t>}</w:t>
-      </w:r>
-      <w:r>
-        <w:rPr>
-          <w:rFonts w:ascii="Arial"/>
-          <w:b/>
-          <w:spacing w:val="-2"/>
-          <w:sz w:val="14"/>
-        </w:rPr>
-        <w:t>(</w:t>
-      </w:r>
-      <w:r>
-        <w:rPr>
-          <w:rFonts w:ascii="Arial"/>
-          <w:b/>
-          <w:spacing w:val="-2"/>
-          <w:sz w:val="14"/>
-        </w:rPr>
-        <w:t>{</w:t>
-      </w:r>
-      <w:proofErr w:type="spellStart"/>
-      <w:r>
-        <w:rPr>
-          <w:rFonts w:ascii="Arial"/>
-          <w:b/>
-          <w:spacing w:val="-2"/>
-          <w:sz w:val="14"/>
-        </w:rPr>
-        <w:t>custom.Identificacion</w:t>
-      </w:r>
-      <w:proofErr w:type="spellEnd"/>
-      <w:r>
-        <w:rPr>
-          <w:rFonts w:ascii="Arial"/>
-          <w:b/>
-          <w:spacing w:val="-2"/>
-          <w:sz w:val="14"/>
-        </w:rPr>
-        <w:t>}</w:t>
-      </w:r>
-      <w:r>
-        <w:rPr>
-          <w:rFonts w:ascii="Arial"/>
-          <w:b/>
-          <w:spacing w:val="-2"/>
-          <w:sz w:val="14"/>
-        </w:rPr>
-        <w:t>)</w:t>
+        <w:t>{custom.Tenedor}({custom.Identificacion})</w:t>
       </w:r>
     </w:p>
     <w:p>
@@ -5551,7 +4566,6 @@
         </w:rPr>
         <w:t xml:space="preserve"> </w:t>
       </w:r>
-      <w:proofErr w:type="gramStart"/>
       <w:r>
         <w:rPr>
           <w:rFonts w:ascii="Verdana"/>
@@ -5575,16 +4589,7 @@
           <w:w w:val="105"/>
           <w:sz w:val="11"/>
         </w:rPr>
-        <w:t>507</w:t>
-      </w:r>
-      <w:proofErr w:type="gramEnd"/>
-      <w:r>
-        <w:rPr>
-          <w:rFonts w:ascii="Verdana"/>
-          <w:w w:val="105"/>
-          <w:sz w:val="11"/>
-        </w:rPr>
-        <w:t>)</w:t>
+        <w:t>507)</w:t>
       </w:r>
       <w:r>
         <w:rPr>
@@ -5817,7 +4822,6 @@
         </w:rPr>
         <w:t xml:space="preserve"> </w:t>
       </w:r>
-      <w:proofErr w:type="gramStart"/>
       <w:r>
         <w:rPr>
           <w:rFonts w:ascii="Verdana"/>
@@ -5841,16 +4845,7 @@
           <w:w w:val="105"/>
           <w:sz w:val="11"/>
         </w:rPr>
-        <w:t>507</w:t>
-      </w:r>
-      <w:proofErr w:type="gramEnd"/>
-      <w:r>
-        <w:rPr>
-          <w:rFonts w:ascii="Verdana"/>
-          <w:w w:val="105"/>
-          <w:sz w:val="11"/>
-        </w:rPr>
-        <w:t>)</w:t>
+        <w:t>507)</w:t>
       </w:r>
       <w:r>
         <w:rPr>
